--- a/content/files/brand-ownership.docx
+++ b/content/files/brand-ownership.docx
@@ -27,14 +27,7 @@
           <w:i/>
           <w:sz w:val="24"/>
         </w:rPr>
-        <w:t xml:space="preserve"> Материал носит общий информационный характер и не заменяет консультацию юриста </w:t>
-      </w:r>
-      <w:r>
-        <w:rPr>
-          <w:i/>
-          <w:sz w:val="24"/>
-        </w:rPr>
-        <w:t xml:space="preserve">по вашему делу. Правовые нормы и размеры пошлин сверены с актуальной редакцией, материал подготовлен </w:t>
+        <w:t xml:space="preserve"> Материал носит общий информационный характер и не заменяет консультацию юриста по вашему делу. Правовые нормы и размеры пошлин сверены с актуальной редакцией, материал подготовлен </w:t>
       </w:r>
       <w:r>
         <w:rPr>
@@ -67,15 +60,7 @@
           <w:color w:val="1F3864"/>
           <w:szCs w:val="32"/>
         </w:rPr>
-        <w:t>Чек-лист: как оформить и зарегистрир</w:t>
-      </w:r>
-      <w:r>
-        <w:rPr>
-          <w:b/>
-          <w:color w:val="1F3864"/>
-          <w:szCs w:val="32"/>
-        </w:rPr>
-        <w:t>овать права на название и логотип IT-продукта</w:t>
+        <w:t>Чек-лист: как оформить и зарегистрировать права на название и логотип IT-продукта</w:t>
       </w:r>
     </w:p>
     <w:p>
@@ -100,21 +85,7 @@
             <w:rStyle w:val="a5"/>
             <w:sz w:val="24"/>
           </w:rPr>
-          <w:t xml:space="preserve">ст. </w:t>
-        </w:r>
-        <w:r>
-          <w:rPr>
-            <w:rStyle w:val="a5"/>
-            <w:sz w:val="24"/>
-          </w:rPr>
-          <w:t>147</w:t>
-        </w:r>
-        <w:r>
-          <w:rPr>
-            <w:rStyle w:val="a5"/>
-            <w:sz w:val="24"/>
-          </w:rPr>
-          <w:t>7</w:t>
+          <w:t>ст. 1477</w:t>
         </w:r>
         <w:r>
           <w:rPr>
@@ -143,13 +114,7 @@
         <w:rPr>
           <w:sz w:val="24"/>
         </w:rPr>
-        <w:t>). Пока знак не зарегистрирован, он товарным знаком не является, даже если заявка уже подана</w:t>
-      </w:r>
-      <w:r>
-        <w:rPr>
-          <w:sz w:val="24"/>
-        </w:rPr>
-        <w:t xml:space="preserve"> </w:t>
+        <w:t xml:space="preserve">). Пока знак не зарегистрирован, он товарным знаком не является, даже если заявка уже подана </w:t>
       </w:r>
       <w:r>
         <w:rPr>
@@ -350,13 +315,7 @@
         <w:rPr>
           <w:sz w:val="24"/>
         </w:rPr>
-        <w:t xml:space="preserve">: только название </w:t>
-      </w:r>
-      <w:r>
-        <w:rPr>
-          <w:sz w:val="24"/>
-        </w:rPr>
-        <w:t>охраняется независимо от шрифта и цвета;</w:t>
+        <w:t>: только название охраняется независимо от шрифта и цвета;</w:t>
       </w:r>
     </w:p>
     <w:p>
@@ -434,13 +393,7 @@
         <w:rPr>
           <w:sz w:val="24"/>
         </w:rPr>
-        <w:t>: отдельно на назв</w:t>
-      </w:r>
-      <w:r>
-        <w:rPr>
-          <w:sz w:val="24"/>
-        </w:rPr>
-        <w:t>ание и отдельно на логотип. Так</w:t>
+        <w:t>: отдельно на название и отдельно на логотип. Так</w:t>
       </w:r>
       <w:r>
         <w:rPr>
@@ -549,13 +502,7 @@
         <w:rPr>
           <w:sz w:val="24"/>
         </w:rPr>
-        <w:t xml:space="preserve"> придётся передавать </w:t>
-      </w:r>
-      <w:r>
-        <w:rPr>
-          <w:sz w:val="24"/>
-        </w:rPr>
-        <w:t>отдельным договором.</w:t>
+        <w:t xml:space="preserve"> придётся передавать отдельным договором.</w:t>
       </w:r>
     </w:p>
     <w:p>
@@ -593,13 +540,7 @@
         <w:rPr>
           <w:sz w:val="24"/>
         </w:rPr>
-        <w:t>) или вводи</w:t>
-      </w:r>
-      <w:r>
-        <w:rPr>
-          <w:sz w:val="24"/>
-        </w:rPr>
-        <w:t>т в заблуждение (</w:t>
+        <w:t>) или вводит в заблуждение (</w:t>
       </w:r>
       <w:hyperlink r:id="rId11" w:anchor="sqBdOYVgRuEa8Ol21" w:history="1">
         <w:r>
@@ -607,21 +548,7 @@
             <w:rStyle w:val="a5"/>
             <w:sz w:val="24"/>
           </w:rPr>
-          <w:t>п. 3</w:t>
-        </w:r>
-        <w:r>
-          <w:rPr>
-            <w:rStyle w:val="a5"/>
-            <w:sz w:val="24"/>
-          </w:rPr>
-          <w:t xml:space="preserve"> </w:t>
-        </w:r>
-        <w:r>
-          <w:rPr>
-            <w:rStyle w:val="a5"/>
-            <w:sz w:val="24"/>
-          </w:rPr>
-          <w:t>ст. 1483 ГК РФ</w:t>
+          <w:t>п. 3 ст. 1483 ГК РФ</w:t>
         </w:r>
       </w:hyperlink>
       <w:r>
@@ -721,13 +648,7 @@
         <w:rPr>
           <w:sz w:val="24"/>
         </w:rPr>
-        <w:t xml:space="preserve">), а уже выданную </w:t>
-      </w:r>
-      <w:r>
-        <w:rPr>
-          <w:sz w:val="24"/>
-        </w:rPr>
-        <w:t>регистрацию могут оспорить (</w:t>
+        <w:t>), а уже выданную регистрацию могут оспорить (</w:t>
       </w:r>
       <w:hyperlink r:id="rId15" w:anchor="tUvdOYVUBoIBxa8L" w:history="1">
         <w:r>
@@ -735,21 +656,7 @@
             <w:rStyle w:val="a5"/>
             <w:sz w:val="24"/>
           </w:rPr>
-          <w:t>ст. 15</w:t>
-        </w:r>
-        <w:r>
-          <w:rPr>
-            <w:rStyle w:val="a5"/>
-            <w:sz w:val="24"/>
-          </w:rPr>
-          <w:t>1</w:t>
-        </w:r>
-        <w:r>
-          <w:rPr>
-            <w:rStyle w:val="a5"/>
-            <w:sz w:val="24"/>
-          </w:rPr>
-          <w:t>2 ГК РФ</w:t>
+          <w:t>ст. 1512 ГК РФ</w:t>
         </w:r>
       </w:hyperlink>
       <w:r>
@@ -813,19 +720,7 @@
         <w:rPr>
           <w:sz w:val="24"/>
         </w:rPr>
-        <w:t xml:space="preserve"> </w:t>
-      </w:r>
-      <w:r>
-        <w:rPr>
-          <w:sz w:val="24"/>
-        </w:rPr>
-        <w:t xml:space="preserve">(отчуждается), </w:t>
-      </w:r>
-      <w:r>
-        <w:rPr>
-          <w:sz w:val="24"/>
-        </w:rPr>
-        <w:t>а не просто «предоставляется» (</w:t>
+        <w:t xml:space="preserve"> (отчуждается), а не просто «предоставляется» (</w:t>
       </w:r>
       <w:hyperlink r:id="rId16" w:anchor="tUvdOYVUBoIBxa8L" w:history="1">
         <w:r>
@@ -862,13 +757,7 @@
         <w:rPr>
           <w:sz w:val="24"/>
         </w:rPr>
-        <w:t>). Без так</w:t>
-      </w:r>
-      <w:r>
-        <w:rPr>
-          <w:sz w:val="24"/>
-        </w:rPr>
-        <w:t>ого условия право остаётся у дизайнера. Подпишите акт и сохраните исходники (векторные файлы, черновики) с датами.</w:t>
+        <w:t>). Без такого условия право остаётся у дизайнера. Подпишите акт и сохраните исходники (векторные файлы, черновики) с датами.</w:t>
       </w:r>
     </w:p>
     <w:p>
@@ -898,13 +787,7 @@
         <w:rPr>
           <w:sz w:val="24"/>
         </w:rPr>
-        <w:t xml:space="preserve"> логотип, созданный в рамках трудовых обязанностей, является служебным произведением, и исключительное право принадлежит работода</w:t>
-      </w:r>
-      <w:r>
-        <w:rPr>
-          <w:sz w:val="24"/>
-        </w:rPr>
-        <w:t>телю, если договором не предусмотрено иное (</w:t>
+        <w:t xml:space="preserve"> логотип, созданный в рамках трудовых обязанностей, является служебным произведением, и исключительное право принадлежит работодателю, если договором не предусмотрено иное (</w:t>
       </w:r>
       <w:hyperlink r:id="rId18" w:anchor="tUvdOYVUBoIBxa8L" w:history="1">
         <w:r>
@@ -954,13 +837,7 @@
         <w:rPr>
           <w:sz w:val="24"/>
         </w:rPr>
-        <w:t xml:space="preserve"> проверьте, что лицензия разрешает использовать элемент в логотипе и регистр</w:t>
-      </w:r>
-      <w:r>
-        <w:rPr>
-          <w:sz w:val="24"/>
-        </w:rPr>
-        <w:t>ировать его как товарный знак. Многие бесплатные лицензии это прямо запрещают.</w:t>
+        <w:t xml:space="preserve"> проверьте, что лицензия разрешает использовать элемент в логотипе и регистрировать его как товарный знак. Многие бесплатные лицензии это прямо запрещают.</w:t>
       </w:r>
     </w:p>
     <w:p>
@@ -990,13 +867,7 @@
           <w:sz w:val="24"/>
         </w:rPr>
         <w:lastRenderedPageBreak/>
-        <w:t>не урегулирован, поэтому особенно тщательно проверьте, нет ли сходства с чужими знаками и изображениями</w:t>
-      </w:r>
-      <w:r>
-        <w:rPr>
-          <w:sz w:val="24"/>
-        </w:rPr>
-        <w:t>.</w:t>
+        <w:t>не урегулирован, поэтому особенно тщательно проверьте, нет ли сходства с чужими знаками и изображениями.</w:t>
       </w:r>
     </w:p>
     <w:p>
@@ -1052,16 +923,7 @@
           <w:sz w:val="24"/>
           <w:szCs w:val="24"/>
         </w:rPr>
-        <w:t>открытых реестрах Роспатента</w:t>
-      </w:r>
-      <w:r>
-        <w:rPr>
-          <w:b/>
-          <w:bCs/>
-          <w:sz w:val="24"/>
-          <w:szCs w:val="24"/>
-        </w:rPr>
-        <w:t>:</w:t>
+        <w:t>открытых реестрах Роспатента:</w:t>
       </w:r>
       <w:r>
         <w:rPr>
@@ -1074,13 +936,7 @@
         <w:rPr>
           <w:sz w:val="24"/>
         </w:rPr>
-        <w:t>зарегистрированные знаки и поданные заявки. Сравнивайте по звучанию, написанию и смыслу, в том числе транслитерацию и перевод («Taskly</w:t>
-      </w:r>
-      <w:r>
-        <w:rPr>
-          <w:sz w:val="24"/>
-        </w:rPr>
-        <w:t>» и «Тасклай»). Если сходный знак уже заявлен или зарегистрирован раньше для однородных товаров или услуг, ваш, как правило, не зарегистрируют (</w:t>
+        <w:t>зарегистрированные знаки и поданные заявки. Сравнивайте по звучанию, написанию и смыслу, в том числе транслитерацию и перевод («Taskly» и «Тасклай»). Если сходный знак уже заявлен или зарегистрирован раньше для однородных товаров или услуг, ваш, как правило, не зарегистрируют (</w:t>
       </w:r>
       <w:hyperlink r:id="rId19" w:anchor="DpefOYVMhNQOhFuG1" w:history="1">
         <w:r>
@@ -1118,26 +974,13 @@
           <w:sz w:val="24"/>
           <w:szCs w:val="24"/>
         </w:rPr>
-        <w:t xml:space="preserve">в </w:t>
-      </w:r>
-      <w:r>
-        <w:rPr>
-          <w:sz w:val="24"/>
-          <w:szCs w:val="24"/>
-        </w:rPr>
-        <w:t>ЕГРЮЛ</w:t>
-      </w:r>
-      <w:r>
-        <w:rPr>
-          <w:sz w:val="24"/>
-        </w:rPr>
-        <w:t>: регистрации мешают более ранние сходные фирменные н</w:t>
-      </w:r>
-      <w:r>
-        <w:rPr>
-          <w:sz w:val="24"/>
-        </w:rPr>
-        <w:t>аименования и коммерческие обозначения других лиц, если их деятельность однородна вашим товарам и услугам (</w:t>
+        <w:t>в ЕГРЮЛ</w:t>
+      </w:r>
+      <w:r>
+        <w:rPr>
+          <w:sz w:val="24"/>
+        </w:rPr>
+        <w:t>: регистрации мешают более ранние сходные фирменные наименования и коммерческие обозначения других лиц, если их деятельность однородна вашим товарам и услугам (</w:t>
       </w:r>
       <w:hyperlink r:id="rId20" w:anchor="DpefOYVMhNQOhFuG1" w:history="1">
         <w:r>
@@ -1168,19 +1011,7 @@
         <w:rPr>
           <w:sz w:val="24"/>
         </w:rPr>
-        <w:t>Поищите название в магазинах приложений (A</w:t>
-      </w:r>
-      <w:r>
-        <w:rPr>
-          <w:sz w:val="24"/>
-        </w:rPr>
-        <w:t>pp Store, Google Play, RuStore), в поисковиках, соцсетях и среди доменов. Это не об</w:t>
-      </w:r>
-      <w:r>
-        <w:rPr>
-          <w:sz w:val="24"/>
-        </w:rPr>
-        <w:t xml:space="preserve">язательная проверка для Роспатента, но </w:t>
+        <w:t xml:space="preserve">Поищите название в магазинах приложений (App Store, Google Play, RuStore), в поисковиках, соцсетях и среди доменов. Это не обязательная проверка для Роспатента, но </w:t>
       </w:r>
       <w:r>
         <w:rPr>
@@ -1259,13 +1090,7 @@
         <w:rPr>
           <w:sz w:val="24"/>
         </w:rPr>
-        <w:t>или у патентного поверенного. Бесплатная проверка помогает отсеять очевидные совпадения, но не заменяет правовую оц</w:t>
-      </w:r>
-      <w:r>
-        <w:rPr>
-          <w:sz w:val="24"/>
-        </w:rPr>
-        <w:t>енку сходства.</w:t>
+        <w:t>или у патентного поверенного. Бесплатная проверка помогает отсеять очевидные совпадения, но не заменяет правовую оценку сходства.</w:t>
       </w:r>
     </w:p>
     <w:p>
@@ -1314,15 +1139,7 @@
           <w:color w:val="1F3864"/>
           <w:sz w:val="24"/>
         </w:rPr>
-        <w:t xml:space="preserve">4. Составьте перечень </w:t>
-      </w:r>
-      <w:r>
-        <w:rPr>
-          <w:b/>
-          <w:color w:val="1F3864"/>
-          <w:sz w:val="24"/>
-        </w:rPr>
-        <w:t>товаров и услуг по МКТУ</w:t>
+        <w:t>4. Составьте перечень товаров и услуг по МКТУ</w:t>
       </w:r>
     </w:p>
     <w:p>
@@ -1373,12 +1190,6 @@
         <w:gridCol w:w="8400"/>
       </w:tblGrid>
       <w:tr>
-        <w:tblPrEx>
-          <w:tblCellMar>
-            <w:top w:w="0" w:type="dxa"/>
-            <w:bottom w:w="0" w:type="dxa"/>
-          </w:tblCellMar>
-        </w:tblPrEx>
         <w:trPr>
           <w:tblHeader/>
         </w:trPr>
@@ -1428,12 +1239,6 @@
         </w:tc>
       </w:tr>
       <w:tr>
-        <w:tblPrEx>
-          <w:tblCellMar>
-            <w:top w:w="0" w:type="dxa"/>
-            <w:bottom w:w="0" w:type="dxa"/>
-          </w:tblCellMar>
-        </w:tblPrEx>
         <w:tc>
           <w:tcPr>
             <w:tcW w:w="1200" w:type="dxa"/>
@@ -1474,12 +1279,6 @@
         </w:tc>
       </w:tr>
       <w:tr>
-        <w:tblPrEx>
-          <w:tblCellMar>
-            <w:top w:w="0" w:type="dxa"/>
-            <w:bottom w:w="0" w:type="dxa"/>
-          </w:tblCellMar>
-        </w:tblPrEx>
         <w:tc>
           <w:tcPr>
             <w:tcW w:w="1200" w:type="dxa"/>
@@ -1520,12 +1319,6 @@
         </w:tc>
       </w:tr>
       <w:tr>
-        <w:tblPrEx>
-          <w:tblCellMar>
-            <w:top w:w="0" w:type="dxa"/>
-            <w:bottom w:w="0" w:type="dxa"/>
-          </w:tblCellMar>
-        </w:tblPrEx>
         <w:tc>
           <w:tcPr>
             <w:tcW w:w="1200" w:type="dxa"/>
@@ -1560,24 +1353,12 @@
               <w:rPr>
                 <w:sz w:val="24"/>
               </w:rPr>
-              <w:t>реклама и продвижение, онлайн-маркетплейс (площадка для продавцов и покупателей), о</w:t>
-            </w:r>
-            <w:r>
-              <w:rPr>
-                <w:sz w:val="24"/>
-              </w:rPr>
-              <w:t>бработка данных в базах</w:t>
+              <w:t>реклама и продвижение, онлайн-маркетплейс (площадка для продавцов и покупателей), обработка данных в базах</w:t>
             </w:r>
           </w:p>
         </w:tc>
       </w:tr>
       <w:tr>
-        <w:tblPrEx>
-          <w:tblCellMar>
-            <w:top w:w="0" w:type="dxa"/>
-            <w:bottom w:w="0" w:type="dxa"/>
-          </w:tblCellMar>
-        </w:tblPrEx>
         <w:tc>
           <w:tcPr>
             <w:tcW w:w="1200" w:type="dxa"/>
@@ -1618,12 +1399,6 @@
         </w:tc>
       </w:tr>
       <w:tr>
-        <w:tblPrEx>
-          <w:tblCellMar>
-            <w:top w:w="0" w:type="dxa"/>
-            <w:bottom w:w="0" w:type="dxa"/>
-          </w:tblCellMar>
-        </w:tblPrEx>
         <w:tc>
           <w:tcPr>
             <w:tcW w:w="1200" w:type="dxa"/>
@@ -1664,12 +1439,6 @@
         </w:tc>
       </w:tr>
       <w:tr>
-        <w:tblPrEx>
-          <w:tblCellMar>
-            <w:top w:w="0" w:type="dxa"/>
-            <w:bottom w:w="0" w:type="dxa"/>
-          </w:tblCellMar>
-        </w:tblPrEx>
         <w:tc>
           <w:tcPr>
             <w:tcW w:w="1200" w:type="dxa"/>
@@ -1779,25 +1548,13 @@
         <w:rPr>
           <w:sz w:val="24"/>
         </w:rPr>
-        <w:t>Не добавляйте товары и услуги «на будущее». Каждая позиция сверх 1</w:t>
-      </w:r>
-      <w:r>
-        <w:rPr>
-          <w:sz w:val="24"/>
-        </w:rPr>
-        <w:t xml:space="preserve">0 в классе стоит отдельно, а знак, </w:t>
-      </w:r>
-      <w:r>
-        <w:rPr>
-          <w:sz w:val="24"/>
-        </w:rPr>
-        <w:t xml:space="preserve">который </w:t>
-      </w:r>
-      <w:r>
-        <w:rPr>
-          <w:sz w:val="24"/>
-        </w:rPr>
-        <w:t>3 года подряд</w:t>
+        <w:t xml:space="preserve">Не добавляйте товары и услуги «на будущее». Каждая позиция сверх 10 в классе стоит отдельно, а знак, </w:t>
+      </w:r>
+      <w:r>
+        <w:rPr>
+          <w:sz w:val="24"/>
+        </w:rPr>
+        <w:t>который 3 года подряд</w:t>
       </w:r>
       <w:r>
         <w:rPr>
@@ -1818,19 +1575,7 @@
         <w:rPr>
           <w:sz w:val="24"/>
         </w:rPr>
-        <w:t xml:space="preserve">). С 18.08.2026 в форме заявки нужно подтвердить намерение использовать знак для всех заявленных товаров и </w:t>
-      </w:r>
-      <w:r>
-        <w:rPr>
-          <w:sz w:val="24"/>
-        </w:rPr>
-        <w:t>услу</w:t>
-      </w:r>
-      <w:r>
-        <w:rPr>
-          <w:sz w:val="24"/>
-        </w:rPr>
-        <w:t>г</w:t>
+        <w:t>). С 18.08.2026 в форме заявки нужно подтвердить намерение использовать знак для всех заявленных товаров и услуг</w:t>
       </w:r>
       <w:r>
         <w:rPr>
@@ -1928,42 +1673,7 @@
           <w:sz w:val="24"/>
           <w:szCs w:val="24"/>
         </w:rPr>
-        <w:t>Подать её мо</w:t>
-      </w:r>
-      <w:r>
-        <w:rPr>
-          <w:sz w:val="24"/>
-          <w:szCs w:val="24"/>
-        </w:rPr>
-        <w:t xml:space="preserve">жно электронно через </w:t>
-      </w:r>
-      <w:r>
-        <w:rPr>
-          <w:sz w:val="24"/>
-          <w:szCs w:val="24"/>
-        </w:rPr>
-        <w:t>личный кабинет на сайте ФИПС</w:t>
-      </w:r>
-      <w:r>
-        <w:rPr>
-          <w:sz w:val="24"/>
-          <w:szCs w:val="24"/>
-        </w:rPr>
-        <w:t xml:space="preserve"> или </w:t>
-      </w:r>
-      <w:r>
-        <w:rPr>
-          <w:sz w:val="24"/>
-          <w:szCs w:val="24"/>
-        </w:rPr>
-        <w:t>Госуслуги</w:t>
-      </w:r>
-      <w:r>
-        <w:rPr>
-          <w:sz w:val="24"/>
-          <w:szCs w:val="24"/>
-        </w:rPr>
-        <w:t>. Российский</w:t>
+        <w:t>Подать её можно электронно через личный кабинет на сайте ФИПС или Госуслуги. Российский</w:t>
       </w:r>
       <w:r>
         <w:rPr>
@@ -2032,19 +1742,21 @@
         </w:rPr>
         <w:t xml:space="preserve"> </w:t>
       </w:r>
+      <w:hyperlink r:id="rId25" w:history="1">
+        <w:r>
+          <w:rPr>
+            <w:rStyle w:val="a5"/>
+            <w:b/>
+            <w:bCs/>
+            <w:sz w:val="24"/>
+          </w:rPr>
+          <w:t>Воспользуйтесь нашим калькулятором</w:t>
+        </w:r>
+      </w:hyperlink>
       <w:r>
         <w:rPr>
           <w:b/>
           <w:bCs/>
-          <w:color w:val="FF0000"/>
-          <w:sz w:val="24"/>
-        </w:rPr>
-        <w:t>Воспользуйтесь нашим калькулятором (ссылка)</w:t>
-      </w:r>
-      <w:r>
-        <w:rPr>
-          <w:b/>
-          <w:bCs/>
           <w:sz w:val="24"/>
         </w:rPr>
         <w:t>.</w:t>
@@ -2109,14 +1821,7 @@
           <w:sz w:val="24"/>
           <w:szCs w:val="24"/>
         </w:rPr>
-        <w:t xml:space="preserve">в ред. ПП </w:t>
-      </w:r>
-      <w:r>
-        <w:rPr>
-          <w:sz w:val="24"/>
-          <w:szCs w:val="24"/>
-        </w:rPr>
-        <w:t>РФ от 23.09.2025 № 1459</w:t>
+        <w:t>в ред. ПП РФ от 23.09.2025 № 1459</w:t>
       </w:r>
       <w:r>
         <w:rPr>
@@ -2158,12 +1863,6 @@
         <w:gridCol w:w="4200"/>
       </w:tblGrid>
       <w:tr>
-        <w:tblPrEx>
-          <w:tblCellMar>
-            <w:top w:w="0" w:type="dxa"/>
-            <w:bottom w:w="0" w:type="dxa"/>
-          </w:tblCellMar>
-        </w:tblPrEx>
         <w:trPr>
           <w:tblHeader/>
           <w:jc w:val="center"/>
@@ -2236,12 +1935,6 @@
         </w:tc>
       </w:tr>
       <w:tr>
-        <w:tblPrEx>
-          <w:tblCellMar>
-            <w:top w:w="0" w:type="dxa"/>
-            <w:bottom w:w="0" w:type="dxa"/>
-          </w:tblCellMar>
-        </w:tblPrEx>
         <w:trPr>
           <w:jc w:val="center"/>
         </w:trPr>
@@ -2304,12 +1997,6 @@
         </w:tc>
       </w:tr>
       <w:tr>
-        <w:tblPrEx>
-          <w:tblCellMar>
-            <w:top w:w="0" w:type="dxa"/>
-            <w:bottom w:w="0" w:type="dxa"/>
-          </w:tblCellMar>
-        </w:tblPrEx>
         <w:trPr>
           <w:jc w:val="center"/>
         </w:trPr>
@@ -2366,24 +2053,12 @@
               <w:rPr>
                 <w:sz w:val="24"/>
               </w:rPr>
-              <w:t xml:space="preserve">+2 500 ₽ за каждый класс сверх первого; +500 ₽ за каждую позицию сверх 10 в </w:t>
-            </w:r>
-            <w:r>
-              <w:rPr>
-                <w:sz w:val="24"/>
-              </w:rPr>
-              <w:t>классе</w:t>
+              <w:t>+2 500 ₽ за каждый класс сверх первого; +500 ₽ за каждую позицию сверх 10 в классе</w:t>
             </w:r>
           </w:p>
         </w:tc>
       </w:tr>
       <w:tr>
-        <w:tblPrEx>
-          <w:tblCellMar>
-            <w:top w:w="0" w:type="dxa"/>
-            <w:bottom w:w="0" w:type="dxa"/>
-          </w:tblCellMar>
-        </w:tblPrEx>
         <w:trPr>
           <w:jc w:val="center"/>
         </w:trPr>
@@ -2446,12 +2121,6 @@
         </w:tc>
       </w:tr>
       <w:tr>
-        <w:tblPrEx>
-          <w:tblCellMar>
-            <w:top w:w="0" w:type="dxa"/>
-            <w:bottom w:w="0" w:type="dxa"/>
-          </w:tblCellMar>
-        </w:tblPrEx>
         <w:trPr>
           <w:jc w:val="center"/>
         </w:trPr>
@@ -2519,12 +2188,6 @@
         </w:tc>
       </w:tr>
       <w:tr>
-        <w:tblPrEx>
-          <w:tblCellMar>
-            <w:top w:w="0" w:type="dxa"/>
-            <w:bottom w:w="0" w:type="dxa"/>
-          </w:tblCellMar>
-        </w:tblPrEx>
         <w:trPr>
           <w:jc w:val="center"/>
         </w:trPr>
@@ -2577,11 +2240,6 @@
             </w:tcMar>
           </w:tcPr>
           <w:p>
-            <w:pPr>
-              <w:rPr>
-                <w:lang w:val="en-US"/>
-              </w:rPr>
-            </w:pPr>
             <w:r>
               <w:rPr>
                 <w:sz w:val="24"/>
@@ -2592,13 +2250,7 @@
               <w:rPr>
                 <w:sz w:val="24"/>
               </w:rPr>
-              <w:t xml:space="preserve"> </w:t>
-            </w:r>
-            <w:r>
-              <w:rPr>
-                <w:sz w:val="24"/>
-              </w:rPr>
-              <w:t>+500 ₽ за каждую позицию сверх 10 в классе</w:t>
+              <w:t xml:space="preserve"> +500 ₽ за каждую позицию сверх 10 в классе</w:t>
             </w:r>
           </w:p>
         </w:tc>
@@ -2637,7 +2289,7 @@
         </w:rPr>
         <w:t xml:space="preserve"> (</w:t>
       </w:r>
-      <w:hyperlink r:id="rId25" w:anchor="giU4PYVakvC4hYRq" w:history="1">
+      <w:hyperlink r:id="rId26" w:anchor="giU4PYVakvC4hYRq" w:history="1">
         <w:r>
           <w:rPr>
             <w:rStyle w:val="a5"/>
@@ -2666,35 +2318,15 @@
         <w:rPr>
           <w:sz w:val="24"/>
         </w:rPr>
-        <w:t>Планируете выход за рубеж? В течение</w:t>
-      </w:r>
-      <w:r>
-        <w:rPr>
-          <w:sz w:val="24"/>
-        </w:rPr>
-        <w:t xml:space="preserve"> 6 месяцев после подачи в России можно подать заявку в другой стране с сохранением российской даты приоритета (</w:t>
-      </w:r>
-      <w:hyperlink r:id="rId26" w:anchor="NcZ5PYV7WtYc27SP" w:history="1">
+        <w:t>Планируете выход за рубеж? В течение 6 месяцев после подачи в России можно подать заявку в другой стране с сохранением российской даты приоритета (</w:t>
+      </w:r>
+      <w:hyperlink r:id="rId27" w:anchor="NcZ5PYV7WtYc27SP" w:history="1">
         <w:r>
           <w:rPr>
             <w:rStyle w:val="a5"/>
             <w:sz w:val="24"/>
           </w:rPr>
-          <w:t>ст. 1495 Г</w:t>
-        </w:r>
-        <w:r>
-          <w:rPr>
-            <w:rStyle w:val="a5"/>
-            <w:sz w:val="24"/>
-          </w:rPr>
-          <w:t>К</w:t>
-        </w:r>
-        <w:r>
-          <w:rPr>
-            <w:rStyle w:val="a5"/>
-            <w:sz w:val="24"/>
-          </w:rPr>
-          <w:t xml:space="preserve"> РФ</w:t>
+          <w:t>ст. 1495 ГК РФ</w:t>
         </w:r>
       </w:hyperlink>
       <w:r>
@@ -2742,15 +2374,9 @@
         <w:rPr>
           <w:sz w:val="24"/>
         </w:rPr>
-        <w:t xml:space="preserve"> (около 1 месяц</w:t>
-      </w:r>
-      <w:r>
-        <w:rPr>
-          <w:sz w:val="24"/>
-        </w:rPr>
-        <w:t>а): Роспатент проверяет документы и оплату (</w:t>
-      </w:r>
-      <w:hyperlink r:id="rId27" w:anchor="NcZ5PYV7WtYc27SP" w:history="1">
+        <w:t xml:space="preserve"> (около 1 месяца): Роспатент проверяет документы и оплату (</w:t>
+      </w:r>
+      <w:hyperlink r:id="rId28" w:anchor="NcZ5PYV7WtYc27SP" w:history="1">
         <w:r>
           <w:rPr>
             <w:rStyle w:val="a5"/>
@@ -2788,7 +2414,7 @@
         </w:rPr>
         <w:t>: проверка по основаниям для отказа (</w:t>
       </w:r>
-      <w:hyperlink r:id="rId28" w:anchor="NcZ5PYV7WtYc27SP" w:history="1">
+      <w:hyperlink r:id="rId29" w:anchor="NcZ5PYV7WtYc27SP" w:history="1">
         <w:r>
           <w:rPr>
             <w:rStyle w:val="a5"/>
@@ -2828,14 +2454,7 @@
           <w:sz w:val="24"/>
           <w:szCs w:val="24"/>
         </w:rPr>
-        <w:t>Минэкономразвития России от 20</w:t>
-      </w:r>
-      <w:r>
-        <w:rPr>
-          <w:sz w:val="24"/>
-          <w:szCs w:val="24"/>
-        </w:rPr>
-        <w:t>.07.2015 № 483</w:t>
+        <w:t>Минэкономразвития России от 20.07.2015 № 483</w:t>
       </w:r>
       <w:r>
         <w:rPr>
@@ -2911,27 +2530,13 @@
         </w:rPr>
         <w:t xml:space="preserve"> экспертизы? Ответьте в течение 3 месяцев, срок можно продлить по ходатайству, но не более чем на 6 месяцев. Без ответа заявку признают отозванной (</w:t>
       </w:r>
-      <w:hyperlink r:id="rId29" w:anchor="NcZ5PYV7WtYc27SP" w:history="1">
+      <w:hyperlink r:id="rId30" w:anchor="NcZ5PYV7WtYc27SP" w:history="1">
         <w:r>
           <w:rPr>
             <w:rStyle w:val="a5"/>
             <w:sz w:val="24"/>
           </w:rPr>
-          <w:t xml:space="preserve">п. 4 ст. 1497 ГК </w:t>
-        </w:r>
-        <w:r>
-          <w:rPr>
-            <w:rStyle w:val="a5"/>
-            <w:sz w:val="24"/>
-          </w:rPr>
-          <w:t>Р</w:t>
-        </w:r>
-        <w:r>
-          <w:rPr>
-            <w:rStyle w:val="a5"/>
-            <w:sz w:val="24"/>
-          </w:rPr>
-          <w:t>Ф</w:t>
+          <w:t>п. 4 ст. 1497 ГК РФ</w:t>
         </w:r>
       </w:hyperlink>
       <w:r>
@@ -2967,15 +2572,9 @@
         <w:rPr>
           <w:sz w:val="24"/>
         </w:rPr>
-        <w:t xml:space="preserve"> о том, что знак не может быть зарегистрирован? У вас 6 месяцев, ч</w:t>
-      </w:r>
-      <w:r>
-        <w:rPr>
-          <w:sz w:val="24"/>
-        </w:rPr>
-        <w:t>тобы представить доводы (</w:t>
-      </w:r>
-      <w:hyperlink r:id="rId30" w:anchor="NcZ5PYV7WtYc27SP" w:history="1">
+        <w:t xml:space="preserve"> о том, что знак не может быть зарегистрирован? У вас 6 месяцев, чтобы представить доводы (</w:t>
+      </w:r>
+      <w:hyperlink r:id="rId31" w:anchor="NcZ5PYV7WtYc27SP" w:history="1">
         <w:r>
           <w:rPr>
             <w:rStyle w:val="a5"/>
@@ -3019,20 +2618,13 @@
         </w:rPr>
         <w:t>? Его можно оспорить, подав возражение в Палату по патентным спорам в течение 4 месяцев (</w:t>
       </w:r>
-      <w:hyperlink r:id="rId31" w:anchor="NcZ5PYV7WtYc27SP" w:history="1">
+      <w:hyperlink r:id="rId32" w:anchor="NcZ5PYV7WtYc27SP" w:history="1">
         <w:r>
           <w:rPr>
             <w:rStyle w:val="a5"/>
             <w:sz w:val="24"/>
           </w:rPr>
-          <w:t>п. 1</w:t>
-        </w:r>
-        <w:r>
-          <w:rPr>
-            <w:rStyle w:val="a5"/>
-            <w:sz w:val="24"/>
-          </w:rPr>
-          <w:t xml:space="preserve"> ст. 1500 ГК РФ</w:t>
+          <w:t>п. 1 ст. 1500 ГК РФ</w:t>
         </w:r>
       </w:hyperlink>
       <w:r>
@@ -3073,15 +2665,9 @@
         <w:rPr>
           <w:sz w:val="24"/>
         </w:rPr>
-        <w:t>После решения о регистрации оплатите пошлину за регистрацию и выдачу свидетельства в указанный срок. Знак внесут в Государственный реестр, свидетельство выдадут электр</w:t>
-      </w:r>
-      <w:r>
-        <w:rPr>
-          <w:sz w:val="24"/>
-        </w:rPr>
-        <w:t>онное (</w:t>
-      </w:r>
-      <w:hyperlink r:id="rId32" w:anchor="NcZ5PYV7WtYc27SP" w:history="1">
+        <w:t>После решения о регистрации оплатите пошлину за регистрацию и выдачу свидетельства в указанный срок. Знак внесут в Государственный реестр, свидетельство выдадут электронное (</w:t>
+      </w:r>
+      <w:hyperlink r:id="rId33" w:anchor="NcZ5PYV7WtYc27SP" w:history="1">
         <w:r>
           <w:rPr>
             <w:rStyle w:val="a5"/>
@@ -3103,7 +2689,7 @@
         </w:rPr>
         <w:t xml:space="preserve">, </w:t>
       </w:r>
-      <w:hyperlink r:id="rId33" w:anchor="NcZ5PYV7WtYc27SP" w:history="1">
+      <w:hyperlink r:id="rId34" w:anchor="NcZ5PYV7WtYc27SP" w:history="1">
         <w:r>
           <w:rPr>
             <w:rStyle w:val="a5"/>
@@ -3143,14 +2729,7 @@
           <w:sz w:val="24"/>
           <w:szCs w:val="24"/>
         </w:rPr>
-        <w:t>реестре Роспатента</w:t>
-      </w:r>
-      <w:r>
-        <w:rPr>
-          <w:sz w:val="24"/>
-          <w:szCs w:val="24"/>
-        </w:rPr>
-        <w:t>:</w:t>
+        <w:t>реестре Роспатента:</w:t>
       </w:r>
       <w:r>
         <w:rPr>
@@ -3200,7 +2779,7 @@
         </w:rPr>
         <w:t xml:space="preserve"> (</w:t>
       </w:r>
-      <w:hyperlink r:id="rId34" w:anchor="NcZ5PYV7WtYc27SP" w:history="1">
+      <w:hyperlink r:id="rId35" w:anchor="NcZ5PYV7WtYc27SP" w:history="1">
         <w:r>
           <w:rPr>
             <w:rStyle w:val="a5"/>
@@ -3213,13 +2792,7 @@
         <w:rPr>
           <w:sz w:val="24"/>
         </w:rPr>
-        <w:t>). Для незарегистрирован</w:t>
-      </w:r>
-      <w:r>
-        <w:rPr>
-          <w:sz w:val="24"/>
-        </w:rPr>
-        <w:t>ного знака это незаконно.</w:t>
+        <w:t>). Для незарегистрированного знака это незаконно.</w:t>
       </w:r>
     </w:p>
     <w:p>
@@ -3268,7 +2841,7 @@
         </w:rPr>
         <w:t xml:space="preserve"> (иначе возникает риск досрочного прекращения правовой охраны вашего товарного знака – </w:t>
       </w:r>
-      <w:hyperlink r:id="rId35" w:anchor="NcZ5PYV7WtYc27SP" w:history="1">
+      <w:hyperlink r:id="rId36" w:anchor="NcZ5PYV7WtYc27SP" w:history="1">
         <w:r>
           <w:rPr>
             <w:rStyle w:val="a5"/>
@@ -3318,7 +2891,7 @@
         </w:rPr>
         <w:t xml:space="preserve"> с даты подачи заявки и продлевается неограниченное число раз: заявление подают в последний год срока или в течение 6 месяцев после него с доплатой (</w:t>
       </w:r>
-      <w:hyperlink r:id="rId36" w:anchor="NcZ5PYV7WtYc27SP" w:history="1">
+      <w:hyperlink r:id="rId37" w:anchor="NcZ5PYV7WtYc27SP" w:history="1">
         <w:r>
           <w:rPr>
             <w:rStyle w:val="a5"/>
@@ -3347,13 +2920,7 @@
         <w:rPr>
           <w:sz w:val="24"/>
         </w:rPr>
-        <w:t>Передаёте знак другой компании (на</w:t>
-      </w:r>
-      <w:r>
-        <w:rPr>
-          <w:sz w:val="24"/>
-        </w:rPr>
-        <w:t xml:space="preserve">пример, с ИП основателя на ООО) или разрешаете им пользоваться? Оформите </w:t>
+        <w:t xml:space="preserve">Передаёте знак другой компании (например, с ИП основателя на ООО) или разрешаете им пользоваться? Оформите </w:t>
       </w:r>
       <w:r>
         <w:rPr>
@@ -3369,7 +2936,7 @@
         </w:rPr>
         <w:t xml:space="preserve"> договор письменно и зарегистрируйте переход права в Роспатенте, иначе он не состоится (</w:t>
       </w:r>
-      <w:hyperlink r:id="rId37" w:anchor="NcZ5PYV7WtYc27SP" w:history="1">
+      <w:hyperlink r:id="rId38" w:anchor="NcZ5PYV7WtYc27SP" w:history="1">
         <w:r>
           <w:rPr>
             <w:rStyle w:val="a5"/>
@@ -3391,7 +2958,7 @@
         </w:rPr>
         <w:t xml:space="preserve">, </w:t>
       </w:r>
-      <w:hyperlink r:id="rId38" w:anchor="NcZ5PYV7WtYc27SP" w:history="1">
+      <w:hyperlink r:id="rId39" w:anchor="NcZ5PYV7WtYc27SP" w:history="1">
         <w:r>
           <w:rPr>
             <w:rStyle w:val="a5"/>
@@ -3413,7 +2980,7 @@
         </w:rPr>
         <w:t xml:space="preserve">, </w:t>
       </w:r>
-      <w:hyperlink r:id="rId39" w:anchor="NcZ5PYV7WtYc27SP" w:history="1">
+      <w:hyperlink r:id="rId40" w:anchor="NcZ5PYV7WtYc27SP" w:history="1">
         <w:r>
           <w:rPr>
             <w:rStyle w:val="a5"/>
@@ -3442,15 +3009,9 @@
         <w:rPr>
           <w:sz w:val="24"/>
         </w:rPr>
-        <w:t xml:space="preserve">Сменили наименование </w:t>
-      </w:r>
-      <w:r>
-        <w:rPr>
-          <w:sz w:val="24"/>
-        </w:rPr>
-        <w:t>или адрес компании? Внесите изменения в реестр (</w:t>
-      </w:r>
-      <w:hyperlink r:id="rId40" w:anchor="NcZ5PYV7WtYc27SP" w:history="1">
+        <w:t>Сменили наименование или адрес компании? Внесите изменения в реестр (</w:t>
+      </w:r>
+      <w:hyperlink r:id="rId41" w:anchor="NcZ5PYV7WtYc27SP" w:history="1">
         <w:r>
           <w:rPr>
             <w:rStyle w:val="a5"/>
@@ -3544,7 +3105,7 @@
         </w:rPr>
         <w:t xml:space="preserve"> (название ООО в ЕГРЮЛ) охраняется с момента регистрации юрлица (</w:t>
       </w:r>
-      <w:hyperlink r:id="rId41" w:anchor="NcZ5PYV7WtYc27SP" w:history="1">
+      <w:hyperlink r:id="rId42" w:anchor="NcZ5PYV7WtYc27SP" w:history="1">
         <w:r>
           <w:rPr>
             <w:rStyle w:val="a5"/>
@@ -3566,7 +3127,7 @@
         </w:rPr>
         <w:t xml:space="preserve">, </w:t>
       </w:r>
-      <w:hyperlink r:id="rId42" w:anchor="NcZ5PYV7WtYc27SP" w:history="1">
+      <w:hyperlink r:id="rId43" w:anchor="NcZ5PYV7WtYc27SP" w:history="1">
         <w:r>
           <w:rPr>
             <w:rStyle w:val="a5"/>
@@ -3579,13 +3140,7 @@
         <w:rPr>
           <w:sz w:val="24"/>
         </w:rPr>
-        <w:t>), но только как имя компании. Права на название продукта оно н</w:t>
-      </w:r>
-      <w:r>
-        <w:rPr>
-          <w:sz w:val="24"/>
-        </w:rPr>
-        <w:t xml:space="preserve">е даёт: для этого нужен </w:t>
+        <w:t xml:space="preserve">), но только как имя компании. Права на название продукта оно не даёт: для этого нужен </w:t>
       </w:r>
       <w:r>
         <w:rPr>
@@ -3620,15 +3175,9 @@
         <w:rPr>
           <w:sz w:val="24"/>
         </w:rPr>
-        <w:t xml:space="preserve"> зарегистрируйте до публичного анонса, сразу в нужных зонах (.ru, .рф, .com). Администратором укажите компанию, а не фрилансера или сотрудника: распоряжаться доменом может только администратор. Доменное имя не </w:t>
-      </w:r>
-      <w:r>
-        <w:rPr>
-          <w:sz w:val="24"/>
-        </w:rPr>
-        <w:t>относится к охраняемым средствам индивидуализации (</w:t>
-      </w:r>
-      <w:hyperlink r:id="rId43" w:anchor="NcZ5PYV7WtYc27SP" w:history="1">
+        <w:t xml:space="preserve"> зарегистрируйте до публичного анонса, сразу в нужных зонах (.ru, .рф, .com). Администратором укажите компанию, а не фрилансера или сотрудника: распоряжаться доменом может только администратор. Доменное имя не относится к охраняемым средствам индивидуализации (</w:t>
+      </w:r>
+      <w:hyperlink r:id="rId44" w:anchor="NcZ5PYV7WtYc27SP" w:history="1">
         <w:r>
           <w:rPr>
             <w:rStyle w:val="a5"/>
@@ -3658,7 +3207,7 @@
     </w:p>
     <w:p/>
     <w:sectPr>
-      <w:footerReference w:type="default" r:id="rId44"/>
+      <w:footerReference w:type="default" r:id="rId45"/>
       <w:pgSz w:w="11906" w:h="16838"/>
       <w:pgMar w:top="1000" w:right="1000" w:bottom="1000" w:left="1000" w:header="708" w:footer="708" w:gutter="0"/>
       <w:cols w:space="720"/>
@@ -4540,6 +4089,7 @@
   <w:style w:type="character" w:default="1" w:styleId="a0">
     <w:name w:val="Default Paragraph Font"/>
     <w:uiPriority w:val="1"/>
+    <w:semiHidden/>
     <w:unhideWhenUsed/>
   </w:style>
   <w:style w:type="table" w:default="1" w:styleId="a1">

--- a/content/files/brand-ownership.docx
+++ b/content/files/brand-ownership.docx
@@ -219,13 +219,6 @@
           <w:szCs w:val="24"/>
         </w:rPr>
         <w:t xml:space="preserve"> № 10</w:t>
-      </w:r>
-      <w:r>
-        <w:rPr>
-          <w:sz w:val="24"/>
-          <w:szCs w:val="24"/>
-        </w:rPr>
-        <w:t xml:space="preserve"> (далее – ПП ВС РФ № 10)</w:t>
       </w:r>
       <w:r>
         <w:rPr>
@@ -1746,8 +1739,6 @@
         <w:r>
           <w:rPr>
             <w:rStyle w:val="a5"/>
-            <w:b/>
-            <w:bCs/>
             <w:sz w:val="24"/>
           </w:rPr>
           <w:t>Воспользуйтесь нашим калькулятором</w:t>
